--- a/01_Materias/Gestion_de_Vulnerabilidades_en_Aplicaciones/INFORME_1_GVA.docx
+++ b/01_Materias/Gestion_de_Vulnerabilidades_en_Aplicaciones/INFORME_1_GVA.docx
@@ -1367,8 +1367,8 @@
       <w:pPr>
         <w:rPr>
           <w:rFonts w:hint="default"/>
-          <w:b/>
-          <w:bCs/>
+          <w:b w:val="0"/>
+          <w:bCs w:val="0"/>
           <w:i/>
           <w:iCs/>
           <w:lang w:val="es-MX"/>
@@ -1395,6 +1395,62 @@
           <w:lang w:val="es-MX"/>
         </w:rPr>
         <w:t>Cambiar cookie en la consola f12</w:t>
+      </w:r>
+    </w:p>
+    <w:p>
+      <w:pPr>
+        <w:rPr>
+          <w:rFonts w:hint="default"/>
+          <w:b w:val="0"/>
+          <w:bCs w:val="0"/>
+          <w:i/>
+          <w:iCs/>
+          <w:lang w:val="es-MX"/>
+        </w:rPr>
+      </w:pPr>
+      <w:r>
+        <w:drawing>
+          <wp:inline distT="0" distB="0" distL="114300" distR="114300">
+            <wp:extent cx="4162425" cy="2155825"/>
+            <wp:effectExtent l="0" t="0" r="0" b="0"/>
+            <wp:docPr id="14" name="Imagen 14"/>
+            <wp:cNvGraphicFramePr>
+              <a:graphicFrameLocks xmlns:a="http://schemas.openxmlformats.org/drawingml/2006/main" noChangeAspect="1"/>
+            </wp:cNvGraphicFramePr>
+            <a:graphic xmlns:a="http://schemas.openxmlformats.org/drawingml/2006/main">
+              <a:graphicData uri="http://schemas.openxmlformats.org/drawingml/2006/picture">
+                <pic:pic xmlns:pic="http://schemas.openxmlformats.org/drawingml/2006/picture">
+                  <pic:nvPicPr>
+                    <pic:cNvPr id="14" name="Imagen 14"/>
+                    <pic:cNvPicPr>
+                      <a:picLocks noChangeAspect="1"/>
+                    </pic:cNvPicPr>
+                  </pic:nvPicPr>
+                  <pic:blipFill>
+                    <a:blip r:embed="rId9"/>
+                    <a:srcRect l="2037" t="15381" r="22095" b="10654"/>
+                    <a:stretch>
+                      <a:fillRect/>
+                    </a:stretch>
+                  </pic:blipFill>
+                  <pic:spPr>
+                    <a:xfrm>
+                      <a:off x="0" y="0"/>
+                      <a:ext cx="4162425" cy="2155825"/>
+                    </a:xfrm>
+                    <a:prstGeom prst="rect">
+                      <a:avLst/>
+                    </a:prstGeom>
+                    <a:noFill/>
+                    <a:ln>
+                      <a:noFill/>
+                    </a:ln>
+                  </pic:spPr>
+                </pic:pic>
+              </a:graphicData>
+            </a:graphic>
+          </wp:inline>
+        </w:drawing>
       </w:r>
     </w:p>
     <w:p>
@@ -1657,7 +1713,7 @@
                     </pic:cNvPicPr>
                   </pic:nvPicPr>
                   <pic:blipFill>
-                    <a:blip r:embed="rId9"/>
+                    <a:blip r:embed="rId10"/>
                     <a:stretch>
                       <a:fillRect/>
                     </a:stretch>
@@ -1754,7 +1810,7 @@
                     </pic:cNvPicPr>
                   </pic:nvPicPr>
                   <pic:blipFill>
-                    <a:blip r:embed="rId10"/>
+                    <a:blip r:embed="rId11"/>
                     <a:stretch>
                       <a:fillRect/>
                     </a:stretch>
@@ -1917,7 +1973,7 @@
                     </pic:cNvPicPr>
                   </pic:nvPicPr>
                   <pic:blipFill>
-                    <a:blip r:embed="rId11"/>
+                    <a:blip r:embed="rId12"/>
                     <a:stretch>
                       <a:fillRect/>
                     </a:stretch>
@@ -2431,7 +2487,7 @@
                     </pic:cNvPicPr>
                   </pic:nvPicPr>
                   <pic:blipFill>
-                    <a:blip r:embed="rId12"/>
+                    <a:blip r:embed="rId13"/>
                     <a:stretch>
                       <a:fillRect/>
                     </a:stretch>
@@ -2523,7 +2579,17 @@
           <w:sz w:val="18"/>
           <w:lang w:val="es-MX"/>
         </w:rPr>
-        <w:t>danielaguirre</w:t>
+        <w:t>d</w:t>
+      </w:r>
+      <w:bookmarkStart w:id="0" w:name="_GoBack"/>
+      <w:bookmarkEnd w:id="0"/>
+      <w:r>
+        <w:rPr>
+          <w:rFonts w:hint="default" w:ascii="Courier New" w:hAnsi="Courier New"/>
+          <w:sz w:val="18"/>
+          <w:lang w:val="es-MX"/>
+        </w:rPr>
+        <w:t>anielaguirre</w:t>
       </w:r>
       <w:r>
         <w:rPr>
@@ -2537,30 +2603,72 @@
       <w:pPr>
         <w:pStyle w:val="3"/>
         <w:jc w:val="left"/>
-      </w:pPr>
-      <w:r>
         <w:rPr>
           <w:rFonts w:hint="default" w:ascii="Calibri" w:hAnsi="Calibri"/>
           <w:lang w:val="es-MX"/>
         </w:rPr>
-        <w:t>4</w:t>
-      </w:r>
-      <w:r>
-        <w:rPr>
-          <w:rFonts w:ascii="Calibri" w:hAnsi="Calibri"/>
-        </w:rPr>
-        <w:t>. Propuesta de mitigación</w:t>
+      </w:pPr>
+      <w:r>
+        <w:drawing>
+          <wp:inline distT="0" distB="0" distL="114300" distR="114300">
+            <wp:extent cx="5477510" cy="2372995"/>
+            <wp:effectExtent l="0" t="0" r="8890" b="4445"/>
+            <wp:docPr id="15" name="Imagen 15"/>
+            <wp:cNvGraphicFramePr>
+              <a:graphicFrameLocks xmlns:a="http://schemas.openxmlformats.org/drawingml/2006/main" noChangeAspect="1"/>
+            </wp:cNvGraphicFramePr>
+            <a:graphic xmlns:a="http://schemas.openxmlformats.org/drawingml/2006/main">
+              <a:graphicData uri="http://schemas.openxmlformats.org/drawingml/2006/picture">
+                <pic:pic xmlns:pic="http://schemas.openxmlformats.org/drawingml/2006/picture">
+                  <pic:nvPicPr>
+                    <pic:cNvPr id="15" name="Imagen 15"/>
+                    <pic:cNvPicPr>
+                      <a:picLocks noChangeAspect="1"/>
+                    </pic:cNvPicPr>
+                  </pic:nvPicPr>
+                  <pic:blipFill>
+                    <a:blip r:embed="rId14"/>
+                    <a:stretch>
+                      <a:fillRect/>
+                    </a:stretch>
+                  </pic:blipFill>
+                  <pic:spPr>
+                    <a:xfrm>
+                      <a:off x="0" y="0"/>
+                      <a:ext cx="5477510" cy="2372995"/>
+                    </a:xfrm>
+                    <a:prstGeom prst="rect">
+                      <a:avLst/>
+                    </a:prstGeom>
+                    <a:noFill/>
+                    <a:ln>
+                      <a:noFill/>
+                    </a:ln>
+                  </pic:spPr>
+                </pic:pic>
+              </a:graphicData>
+            </a:graphic>
+          </wp:inline>
+        </w:drawing>
       </w:r>
     </w:p>
     <w:p>
       <w:pPr>
-        <w:pStyle w:val="29"/>
-      </w:pPr>
-      <w:r>
-        <w:rPr>
-          <w:sz w:val="20"/>
-        </w:rPr>
-        <w:t>Lista blanca de extensiones: permitir solo .jpg, .png, .gif.</w:t>
+        <w:pStyle w:val="3"/>
+        <w:jc w:val="left"/>
+      </w:pPr>
+      <w:r>
+        <w:rPr>
+          <w:rFonts w:hint="default" w:ascii="Calibri" w:hAnsi="Calibri"/>
+          <w:lang w:val="es-MX"/>
+        </w:rPr>
+        <w:t>4</w:t>
+      </w:r>
+      <w:r>
+        <w:rPr>
+          <w:rFonts w:ascii="Calibri" w:hAnsi="Calibri"/>
+        </w:rPr>
+        <w:t>. Propuesta de mitigación</w:t>
       </w:r>
     </w:p>
     <w:p>
@@ -2571,8 +2679,35 @@
         <w:rPr>
           <w:sz w:val="20"/>
         </w:rPr>
+        <w:t>Lista blanca de extensiones: permitir solo .jpg, .png, .gif.</w:t>
+      </w:r>
+    </w:p>
+    <w:p>
+      <w:pPr>
+        <w:pStyle w:val="29"/>
+      </w:pPr>
+      <w:r>
+        <w:rPr>
+          <w:sz w:val="20"/>
+        </w:rPr>
         <w:t>Renombrar archivos con nombre aleatorio al guardar.</w:t>
       </w:r>
+    </w:p>
+    <w:p>
+      <w:pPr>
+        <w:pStyle w:val="29"/>
+      </w:pPr>
+      <w:r>
+        <w:rPr>
+          <w:rFonts w:hint="default"/>
+        </w:rPr>
+        <w:t>Deshabilitar ejecución PHP en uploads</w:t>
+      </w:r>
+    </w:p>
+    <w:p>
+      <w:pPr>
+        <w:pStyle w:val="29"/>
+      </w:pPr>
     </w:p>
     <w:p>
       <w:pPr>
@@ -2888,6 +3023,10 @@
       <w:pPr>
         <w:pStyle w:val="2"/>
         <w:jc w:val="left"/>
+        <w:rPr>
+          <w:rFonts w:hint="default"/>
+          <w:lang w:val="es-MX"/>
+        </w:rPr>
       </w:pPr>
       <w:r>
         <w:rPr>
@@ -2896,6 +3035,14 @@
         </w:rPr>
         <w:t>Referencias</w:t>
       </w:r>
+      <w:r>
+        <w:rPr>
+          <w:rFonts w:hint="default" w:ascii="Calibri" w:hAnsi="Calibri"/>
+          <w:color w:val="1E3C5A"/>
+          <w:lang w:val="es-MX"/>
+        </w:rPr>
+        <w:tab/>
+      </w:r>
     </w:p>
     <w:p>
       <w:pPr>
@@ -2918,8 +3065,6 @@
         </w:rPr>
         <w:t xml:space="preserve">MITRE Corporation. (2024). CWE-79: Cross-site Scripting. </w:t>
       </w:r>
-      <w:bookmarkStart w:id="0" w:name="_GoBack"/>
-      <w:bookmarkEnd w:id="0"/>
     </w:p>
     <w:p>
       <w:pPr>
@@ -2934,18 +3079,7 @@
     </w:p>
     <w:p>
       <w:pPr>
-        <w:pStyle w:val="25"/>
-      </w:pPr>
-      <w:r>
-        <w:rPr>
-          <w:sz w:val="20"/>
-        </w:rPr>
-        <w:t>Durán Vásquez, J. M. (2026). Guía de Trabajo Práctico No. 1. ITM.</w:t>
-      </w:r>
-    </w:p>
-    <w:p>
-      <w:pPr>
-        <w:jc w:val="center"/>
+        <w:jc w:val="both"/>
       </w:pPr>
     </w:p>
     <w:sectPr>
